--- a/PET_Benchmark_Week2_Final_Brief.docx
+++ b/PET_Benchmark_Week2_Final_Brief.docx
@@ -114,7 +114,7 @@
       <w:tr>
         <w:tc>
           <w:tcPr>
-            <w:tcW w:type="dxa" w:w="5040"/>
+            <w:tcW w:type="dxa" w:w="4320"/>
             <w:shd w:val="clear" w:fill="1F3B57"/>
           </w:tcPr>
           <w:p>
@@ -131,7 +131,7 @@
         </w:tc>
         <w:tc>
           <w:tcPr>
-            <w:tcW w:type="dxa" w:w="3600"/>
+            <w:tcW w:type="dxa" w:w="3888"/>
             <w:shd w:val="clear" w:fill="1F3B57"/>
           </w:tcPr>
           <w:p>
@@ -148,7 +148,7 @@
         </w:tc>
         <w:tc>
           <w:tcPr>
-            <w:tcW w:type="dxa" w:w="1368"/>
+            <w:tcW w:type="dxa" w:w="1224"/>
             <w:shd w:val="clear" w:fill="1F3B57"/>
           </w:tcPr>
           <w:p>
@@ -167,7 +167,7 @@
       <w:tr>
         <w:tc>
           <w:tcPr>
-            <w:tcW w:type="dxa" w:w="5040"/>
+            <w:tcW w:type="dxa" w:w="4320"/>
           </w:tcPr>
           <w:p>
             <w:r/>
@@ -175,13 +175,13 @@
               <w:rPr>
                 <w:sz w:val="19"/>
               </w:rPr>
-              <w:t>≥ 300 new experimental measurements</w:t>
+              <w:t>≥ 300 measurements recording the full field set (identifier, conditions, value, units, source)</w:t>
             </w:r>
           </w:p>
         </w:tc>
         <w:tc>
           <w:tcPr>
-            <w:tcW w:type="dxa" w:w="3600"/>
+            <w:tcW w:type="dxa" w:w="3888"/>
           </w:tcPr>
           <w:p>
             <w:r/>
@@ -189,13 +189,13 @@
               <w:rPr>
                 <w:sz w:val="19"/>
               </w:rPr>
-              <w:t>528</w:t>
+              <w:t>89 fully specified; 528 measurements in total</w:t>
             </w:r>
           </w:p>
         </w:tc>
         <w:tc>
           <w:tcPr>
-            <w:tcW w:type="dxa" w:w="1368"/>
+            <w:tcW w:type="dxa" w:w="1224"/>
           </w:tcPr>
           <w:p>
             <w:r/>
@@ -203,7 +203,7 @@
               <w:rPr>
                 <w:sz w:val="19"/>
               </w:rPr>
-              <w:t>Met</w:t>
+              <w:t>Partial</w:t>
             </w:r>
           </w:p>
         </w:tc>
@@ -211,7 +211,7 @@
       <w:tr>
         <w:tc>
           <w:tcPr>
-            <w:tcW w:type="dxa" w:w="5040"/>
+            <w:tcW w:type="dxa" w:w="4320"/>
             <w:shd w:val="clear" w:fill="F4F6F8"/>
           </w:tcPr>
           <w:p>
@@ -226,7 +226,7 @@
         </w:tc>
         <w:tc>
           <w:tcPr>
-            <w:tcW w:type="dxa" w:w="3600"/>
+            <w:tcW w:type="dxa" w:w="3888"/>
             <w:shd w:val="clear" w:fill="F4F6F8"/>
           </w:tcPr>
           <w:p>
@@ -235,13 +235,13 @@
               <w:rPr>
                 <w:sz w:val="19"/>
               </w:rPr>
-              <w:t>79 distinct articles</w:t>
+              <w:t>79 articles overall; 20 contribute a fully specified row</w:t>
             </w:r>
           </w:p>
         </w:tc>
         <w:tc>
           <w:tcPr>
-            <w:tcW w:type="dxa" w:w="1368"/>
+            <w:tcW w:type="dxa" w:w="1224"/>
             <w:shd w:val="clear" w:fill="F4F6F8"/>
           </w:tcPr>
           <w:p>
@@ -258,7 +258,7 @@
       <w:tr>
         <w:tc>
           <w:tcPr>
-            <w:tcW w:type="dxa" w:w="5040"/>
+            <w:tcW w:type="dxa" w:w="4320"/>
           </w:tcPr>
           <w:p>
             <w:r/>
@@ -272,7 +272,7 @@
         </w:tc>
         <w:tc>
           <w:tcPr>
-            <w:tcW w:type="dxa" w:w="3600"/>
+            <w:tcW w:type="dxa" w:w="3888"/>
           </w:tcPr>
           <w:p>
             <w:r/>
@@ -280,13 +280,13 @@
               <w:rPr>
                 <w:sz w:val="19"/>
               </w:rPr>
-              <w:t>110 read against source; all 528 also machine-verified</w:t>
+              <w:t>110 read against source; all 528 machine-verified</w:t>
             </w:r>
           </w:p>
         </w:tc>
         <w:tc>
           <w:tcPr>
-            <w:tcW w:type="dxa" w:w="1368"/>
+            <w:tcW w:type="dxa" w:w="1224"/>
           </w:tcPr>
           <w:p>
             <w:r/>
@@ -302,7 +302,7 @@
       <w:tr>
         <w:tc>
           <w:tcPr>
-            <w:tcW w:type="dxa" w:w="5040"/>
+            <w:tcW w:type="dxa" w:w="4320"/>
             <w:shd w:val="clear" w:fill="F4F6F8"/>
           </w:tcPr>
           <w:p>
@@ -317,7 +317,7 @@
         </w:tc>
         <w:tc>
           <w:tcPr>
-            <w:tcW w:type="dxa" w:w="3600"/>
+            <w:tcW w:type="dxa" w:w="3888"/>
             <w:shd w:val="clear" w:fill="F4F6F8"/>
           </w:tcPr>
           <w:p>
@@ -332,7 +332,7 @@
         </w:tc>
         <w:tc>
           <w:tcPr>
-            <w:tcW w:type="dxa" w:w="1368"/>
+            <w:tcW w:type="dxa" w:w="1224"/>
             <w:shd w:val="clear" w:fill="F4F6F8"/>
           </w:tcPr>
           <w:p>
@@ -349,7 +349,7 @@
       <w:tr>
         <w:tc>
           <w:tcPr>
-            <w:tcW w:type="dxa" w:w="5040"/>
+            <w:tcW w:type="dxa" w:w="4320"/>
           </w:tcPr>
           <w:p>
             <w:r/>
@@ -363,7 +363,7 @@
         </w:tc>
         <w:tc>
           <w:tcPr>
-            <w:tcW w:type="dxa" w:w="3600"/>
+            <w:tcW w:type="dxa" w:w="3888"/>
           </w:tcPr>
           <w:p>
             <w:r/>
@@ -377,7 +377,7 @@
         </w:tc>
         <w:tc>
           <w:tcPr>
-            <w:tcW w:type="dxa" w:w="1368"/>
+            <w:tcW w:type="dxa" w:w="1224"/>
           </w:tcPr>
           <w:p>
             <w:r/>
@@ -393,7 +393,7 @@
       <w:tr>
         <w:tc>
           <w:tcPr>
-            <w:tcW w:type="dxa" w:w="5040"/>
+            <w:tcW w:type="dxa" w:w="4320"/>
             <w:shd w:val="clear" w:fill="F4F6F8"/>
           </w:tcPr>
           <w:p>
@@ -408,7 +408,7 @@
         </w:tc>
         <w:tc>
           <w:tcPr>
-            <w:tcW w:type="dxa" w:w="3600"/>
+            <w:tcW w:type="dxa" w:w="3888"/>
             <w:shd w:val="clear" w:fill="F4F6F8"/>
           </w:tcPr>
           <w:p>
@@ -423,7 +423,7 @@
         </w:tc>
         <w:tc>
           <w:tcPr>
-            <w:tcW w:type="dxa" w:w="1368"/>
+            <w:tcW w:type="dxa" w:w="1224"/>
             <w:shd w:val="clear" w:fill="F4F6F8"/>
           </w:tcPr>
           <w:p>
@@ -440,7 +440,98 @@
       <w:tr>
         <w:tc>
           <w:tcPr>
-            <w:tcW w:type="dxa" w:w="5040"/>
+            <w:tcW w:type="dxa" w:w="4320"/>
+          </w:tcPr>
+          <w:p>
+            <w:r/>
+            <w:r>
+              <w:rPr>
+                <w:sz w:val="19"/>
+              </w:rPr>
+              <w:t>Temperature, pH, salts and ions covered</w:t>
+            </w:r>
+          </w:p>
+        </w:tc>
+        <w:tc>
+          <w:tcPr>
+            <w:tcW w:type="dxa" w:w="3888"/>
+          </w:tcPr>
+          <w:p>
+            <w:r/>
+            <w:r>
+              <w:rPr>
+                <w:sz w:val="19"/>
+              </w:rPr>
+              <w:t>T 199 · pH 88 · electrolyte 115</w:t>
+            </w:r>
+          </w:p>
+        </w:tc>
+        <w:tc>
+          <w:tcPr>
+            <w:tcW w:type="dxa" w:w="1224"/>
+          </w:tcPr>
+          <w:p>
+            <w:r/>
+            <w:r>
+              <w:rPr>
+                <w:sz w:val="19"/>
+              </w:rPr>
+              <w:t>Met</w:t>
+            </w:r>
+          </w:p>
+        </w:tc>
+      </w:tr>
+      <w:tr>
+        <w:tc>
+          <w:tcPr>
+            <w:tcW w:type="dxa" w:w="4320"/>
+            <w:shd w:val="clear" w:fill="F4F6F8"/>
+          </w:tcPr>
+          <w:p>
+            <w:r/>
+            <w:r>
+              <w:rPr>
+                <w:sz w:val="19"/>
+              </w:rPr>
+              <w:t>Salinity and mixed-electrolyte conditions covered</w:t>
+            </w:r>
+          </w:p>
+        </w:tc>
+        <w:tc>
+          <w:tcPr>
+            <w:tcW w:type="dxa" w:w="3888"/>
+            <w:shd w:val="clear" w:fill="F4F6F8"/>
+          </w:tcPr>
+          <w:p>
+            <w:r/>
+            <w:r>
+              <w:rPr>
+                <w:sz w:val="19"/>
+              </w:rPr>
+              <w:t>salinity 0 · mixed electrolyte 2</w:t>
+            </w:r>
+          </w:p>
+        </w:tc>
+        <w:tc>
+          <w:tcPr>
+            <w:tcW w:type="dxa" w:w="1224"/>
+            <w:shd w:val="clear" w:fill="F4F6F8"/>
+          </w:tcPr>
+          <w:p>
+            <w:r/>
+            <w:r>
+              <w:rPr>
+                <w:sz w:val="19"/>
+              </w:rPr>
+              <w:t>Not met</w:t>
+            </w:r>
+          </w:p>
+        </w:tc>
+      </w:tr>
+      <w:tr>
+        <w:tc>
+          <w:tcPr>
+            <w:tcW w:type="dxa" w:w="4320"/>
           </w:tcPr>
           <w:p>
             <w:r/>
@@ -454,7 +545,7 @@
         </w:tc>
         <w:tc>
           <w:tcPr>
-            <w:tcW w:type="dxa" w:w="3600"/>
+            <w:tcW w:type="dxa" w:w="3888"/>
           </w:tcPr>
           <w:p>
             <w:r/>
@@ -468,7 +559,7 @@
         </w:tc>
         <w:tc>
           <w:tcPr>
-            <w:tcW w:type="dxa" w:w="1368"/>
+            <w:tcW w:type="dxa" w:w="1224"/>
           </w:tcPr>
           <w:p>
             <w:r/>
@@ -477,6 +568,93 @@
                 <w:sz w:val="19"/>
               </w:rPr>
               <w:t>Pending her sign-off</w:t>
+            </w:r>
+          </w:p>
+        </w:tc>
+      </w:tr>
+      <w:tr>
+        <w:tc>
+          <w:tcPr>
+            <w:tcW w:type="dxa" w:w="4320"/>
+            <w:shd w:val="clear" w:fill="F4F6F8"/>
+          </w:tcPr>
+          <w:p>
+            <w:r/>
+            <w:r>
+              <w:rPr>
+                <w:sz w:val="19"/>
+              </w:rPr>
+              <w:t>Split the workload evenly with Luke</w:t>
+            </w:r>
+          </w:p>
+        </w:tc>
+        <w:tc>
+          <w:tcPr>
+            <w:tcW w:type="dxa" w:w="3888"/>
+            <w:shd w:val="clear" w:fill="F4F6F8"/>
+          </w:tcPr>
+          <w:p>
+            <w:r/>
+            <w:r>
+              <w:rPr>
+                <w:sz w:val="19"/>
+              </w:rPr>
+              <w:t>Not coordinated — built independently against his published outputs</w:t>
+            </w:r>
+          </w:p>
+        </w:tc>
+        <w:tc>
+          <w:tcPr>
+            <w:tcW w:type="dxa" w:w="1224"/>
+            <w:shd w:val="clear" w:fill="F4F6F8"/>
+          </w:tcPr>
+          <w:p>
+            <w:r/>
+            <w:r>
+              <w:rPr>
+                <w:sz w:val="19"/>
+              </w:rPr>
+              <w:t>Not met</w:t>
+            </w:r>
+          </w:p>
+        </w:tc>
+      </w:tr>
+    </w:tbl>
+    <w:p>
+      <w:pPr>
+        <w:spacing w:after="40"/>
+      </w:pPr>
+    </w:p>
+    <w:tbl>
+      <w:tblPr>
+        <w:tblStyle w:val="TableGrid"/>
+        <w:tblW w:type="auto" w:w="0"/>
+        <w:tblLook w:firstColumn="1" w:firstRow="1" w:lastColumn="0" w:lastRow="0" w:noHBand="0" w:noVBand="1" w:val="04A0"/>
+      </w:tblPr>
+      <w:tblGrid>
+        <w:gridCol w:w="9792"/>
+      </w:tblGrid>
+      <w:tr>
+        <w:tc>
+          <w:tcPr>
+            <w:tcW w:type="dxa" w:w="9792"/>
+            <w:shd w:val="clear" w:fill="F8F4E8"/>
+          </w:tcPr>
+          <w:p>
+            <w:r/>
+            <w:r>
+              <w:rPr>
+                <w:b/>
+                <w:color w:val="1F3B57"/>
+                <w:sz w:val="20"/>
+              </w:rPr>
+              <w:t xml:space="preserve">Read the status column honestly.  </w:t>
+            </w:r>
+            <w:r>
+              <w:rPr>
+                <w:sz w:val="20"/>
+              </w:rPr>
+              <w:t>This benchmark contains 528 verified measurements, but only 89 of them carry a resolved protein identifier alongside a condition and a value — the combination the brief asks for. The shortfall is a sequence-resolution limit, not a data-quality one, and is explained in section 6. The remaining rows are real, verified measurements that a sequence model cannot consume.</w:t>
             </w:r>
           </w:p>
         </w:tc>
@@ -935,7 +1113,7 @@
           <w:color w:val="5A5A5A"/>
           <w:sz w:val="19"/>
         </w:rPr>
-        <w:t>Ions covered: Na(+) (27), Ca(2+) (21), Mg(2+) (14), Zn(2+) (10), Cu(2+) (10), K(+) (7), Co(2+) (6), Mn(2+) (6), Fe(3+) (5), Fe(2+) (2), Ba(2+) (2), NH4(+) (2), Li(+) (1), Hg(2+) (1), Ni(2+) (1)</w:t>
+        <w:t>Ions covered: Na(+) (27), Ca(2+) (21), Mg(2+) (14), Cu(2+) (10), Zn(2+) (10), K(+) (7), Mn(2+) (6), Co(2+) (6), Fe(3+) (5), Fe(2+) (2), NH4(+) (2), Ba(2+) (2), Ni(2+) (1), Hg(2+) (1), Li(+) (1)</w:t>
       </w:r>
     </w:p>
     <w:p>
@@ -949,7 +1127,7 @@
           <w:color w:val="5A5A5A"/>
           <w:sz w:val="19"/>
         </w:rPr>
-        <w:t>Salts covered: NaCl (22), CaCl2 (9), MgCl2 (5), KCl (3), ZnCl2 (2), CoCl2 (2), FeCl3 (2), CuSO4 (2), ZnSO4 (2), CuCl2 (2), MnSO4 (1), MgSO4 (1), BaCl2 (1), HgCl2 (1), MnCl2 (1), NiCl2 (1)</w:t>
+        <w:t>Salts covered: NaCl (22), CaCl2 (9), MgCl2 (5), KCl (3), CuSO4 (2), CuCl2 (2), FeCl3 (2), CoCl2 (2), ZnSO4 (2), ZnCl2 (2), MnCl2 (1), NiCl2 (1), HgCl2 (1), MgSO4 (1), MnSO4 (1), BaCl2 (1)</w:t>
       </w:r>
     </w:p>
     <w:p>
@@ -4806,7 +4984,7 @@
               <w:rPr>
                 <w:sz w:val="19"/>
               </w:rPr>
-              <w:t>Main deliverable — 528 rows × 70 columns</w:t>
+              <w:t>Main deliverable — 528 rows × 72 columns</w:t>
             </w:r>
           </w:p>
         </w:tc>

--- a/PET_Benchmark_Week2_Final_Brief.docx
+++ b/PET_Benchmark_Week2_Final_Brief.docx
@@ -189,7 +189,7 @@
               <w:rPr>
                 <w:sz w:val="19"/>
               </w:rPr>
-              <w:t>89 fully specified; 528 measurements in total</w:t>
+              <w:t>101 fully specified; 606 measurements in total</w:t>
             </w:r>
           </w:p>
         </w:tc>
@@ -235,7 +235,7 @@
               <w:rPr>
                 <w:sz w:val="19"/>
               </w:rPr>
-              <w:t>79 articles overall; 20 contribute a fully specified row</w:t>
+              <w:t>99 articles overall; 18 contribute a fully specified row</w:t>
             </w:r>
           </w:p>
         </w:tc>
@@ -250,7 +250,7 @@
               <w:rPr>
                 <w:sz w:val="19"/>
               </w:rPr>
-              <w:t>Met</w:t>
+              <w:t>Not met</w:t>
             </w:r>
           </w:p>
         </w:tc>
@@ -280,7 +280,7 @@
               <w:rPr>
                 <w:sz w:val="19"/>
               </w:rPr>
-              <w:t>110 read against source; all 528 machine-verified</w:t>
+              <w:t>110 read against source; all 606 machine-verified</w:t>
             </w:r>
           </w:p>
         </w:tc>
@@ -462,7 +462,7 @@
               <w:rPr>
                 <w:sz w:val="19"/>
               </w:rPr>
-              <w:t>T 199 · pH 88 · electrolyte 115</w:t>
+              <w:t>T 234 · pH 105 · electrolyte 139</w:t>
             </w:r>
           </w:p>
         </w:tc>
@@ -508,7 +508,7 @@
               <w:rPr>
                 <w:sz w:val="19"/>
               </w:rPr>
-              <w:t>salinity 0 · mixed electrolyte 2</w:t>
+              <w:t>salinity 18 · mixed electrolyte 2</w:t>
             </w:r>
           </w:p>
         </w:tc>
@@ -654,7 +654,7 @@
               <w:rPr>
                 <w:sz w:val="20"/>
               </w:rPr>
-              <w:t>This benchmark contains 528 verified measurements, but only 89 of them carry a resolved protein identifier alongside a condition and a value — the combination the brief asks for. The shortfall is a sequence-resolution limit, not a data-quality one, and is explained in section 6. The remaining rows are real, verified measurements that a sequence model cannot consume.</w:t>
+              <w:t>This benchmark contains 606 verified measurements, but only 101 of them carry a resolved protein identifier alongside a condition and a value — the combination the brief asks for. The shortfall is a sequence-resolution limit, not a data-quality one, and is explained in section 6. The remaining rows are real, verified measurements that a sequence model cannot consume.</w:t>
             </w:r>
           </w:p>
         </w:tc>
@@ -749,7 +749,7 @@
               <w:rPr>
                 <w:sz w:val="19"/>
               </w:rPr>
-              <w:t>528</w:t>
+              <w:t>606</w:t>
             </w:r>
           </w:p>
         </w:tc>
@@ -781,7 +781,7 @@
               <w:rPr>
                 <w:sz w:val="19"/>
               </w:rPr>
-              <w:t>79</w:t>
+              <w:t>99</w:t>
             </w:r>
           </w:p>
         </w:tc>
@@ -811,7 +811,7 @@
               <w:rPr>
                 <w:sz w:val="19"/>
               </w:rPr>
-              <w:t>13</w:t>
+              <w:t>16</w:t>
             </w:r>
           </w:p>
         </w:tc>
@@ -843,7 +843,7 @@
               <w:rPr>
                 <w:sz w:val="19"/>
               </w:rPr>
-              <w:t>199</w:t>
+              <w:t>234</w:t>
             </w:r>
           </w:p>
         </w:tc>
@@ -873,7 +873,7 @@
               <w:rPr>
                 <w:sz w:val="19"/>
               </w:rPr>
-              <w:t>88</w:t>
+              <w:t>105</w:t>
             </w:r>
           </w:p>
         </w:tc>
@@ -905,7 +905,7 @@
               <w:rPr>
                 <w:sz w:val="19"/>
               </w:rPr>
-              <w:t>34</w:t>
+              <w:t>43</w:t>
             </w:r>
           </w:p>
         </w:tc>
@@ -935,7 +935,7 @@
               <w:rPr>
                 <w:sz w:val="19"/>
               </w:rPr>
-              <w:t>115</w:t>
+              <w:t>139</w:t>
             </w:r>
           </w:p>
         </w:tc>
@@ -967,7 +967,7 @@
               <w:rPr>
                 <w:sz w:val="19"/>
               </w:rPr>
-              <w:t>21</w:t>
+              <w:t>27</w:t>
             </w:r>
           </w:p>
         </w:tc>
@@ -997,7 +997,7 @@
               <w:rPr>
                 <w:sz w:val="19"/>
               </w:rPr>
-              <w:t>37</w:t>
+              <w:t>47</w:t>
             </w:r>
           </w:p>
         </w:tc>
@@ -1029,7 +1029,7 @@
               <w:rPr>
                 <w:sz w:val="19"/>
               </w:rPr>
-              <w:t>81</w:t>
+              <w:t>87</w:t>
             </w:r>
           </w:p>
         </w:tc>
@@ -1059,7 +1059,7 @@
               <w:rPr>
                 <w:sz w:val="19"/>
               </w:rPr>
-              <w:t>16</w:t>
+              <w:t>17</w:t>
             </w:r>
           </w:p>
         </w:tc>
@@ -1091,7 +1091,7 @@
               <w:rPr>
                 <w:sz w:val="19"/>
               </w:rPr>
-              <w:t>15 / 16</w:t>
+              <w:t>17 / 16</w:t>
             </w:r>
           </w:p>
         </w:tc>
@@ -1113,7 +1113,7 @@
           <w:color w:val="5A5A5A"/>
           <w:sz w:val="19"/>
         </w:rPr>
-        <w:t>Ions covered: Na(+) (27), Ca(2+) (21), Mg(2+) (14), Cu(2+) (10), Zn(2+) (10), K(+) (7), Mn(2+) (6), Co(2+) (6), Fe(3+) (5), Fe(2+) (2), NH4(+) (2), Ba(2+) (2), Ni(2+) (1), Hg(2+) (1), Li(+) (1)</w:t>
+        <w:t>Ions covered: Na(+) (33), Ca(2+) (23), Mg(2+) (16), Cu(2+) (11), Zn(2+) (11), K(+) (8), Mn(2+) (8), Co(2+) (7), Fe(3+) (6), Ni(2+) (5), Fe(2+) (3), NH4(+) (2), Ba(2+) (2), Pb(2+) (1), Ag(+) (1), Hg(2+) (1), Li(+) (1)</w:t>
       </w:r>
     </w:p>
     <w:p>
@@ -1127,7 +1127,7 @@
           <w:color w:val="5A5A5A"/>
           <w:sz w:val="19"/>
         </w:rPr>
-        <w:t>Salts covered: NaCl (22), CaCl2 (9), MgCl2 (5), KCl (3), CuSO4 (2), CuCl2 (2), FeCl3 (2), CoCl2 (2), ZnSO4 (2), ZnCl2 (2), MnCl2 (1), NiCl2 (1), HgCl2 (1), MgSO4 (1), MnSO4 (1), BaCl2 (1)</w:t>
+        <w:t>Salts covered: NaCl (28), CaCl2 (10), MgCl2 (5), KCl (3), CuSO4 (2), CuCl2 (2), FeCl3 (2), CoCl2 (2), ZnSO4 (2), ZnCl2 (2), MnCl2 (1), NiCl2 (1), HgCl2 (1), MgSO4 (1), MnSO4 (1), BaCl2 (1)</w:t>
       </w:r>
     </w:p>
     <w:p>
@@ -1214,7 +1214,7 @@
               <w:rPr>
                 <w:sz w:val="19"/>
               </w:rPr>
-              <w:t>137</w:t>
+              <w:t>152</w:t>
             </w:r>
           </w:p>
         </w:tc>
@@ -1246,7 +1246,7 @@
               <w:rPr>
                 <w:sz w:val="19"/>
               </w:rPr>
-              <w:t>122</w:t>
+              <w:t>130</w:t>
             </w:r>
           </w:p>
         </w:tc>
@@ -1276,7 +1276,7 @@
               <w:rPr>
                 <w:sz w:val="19"/>
               </w:rPr>
-              <w:t>92</w:t>
+              <w:t>111</w:t>
             </w:r>
           </w:p>
         </w:tc>
@@ -1308,7 +1308,7 @@
               <w:rPr>
                 <w:sz w:val="19"/>
               </w:rPr>
-              <w:t>44</w:t>
+              <w:t>59</w:t>
             </w:r>
           </w:p>
         </w:tc>
@@ -1338,7 +1338,7 @@
               <w:rPr>
                 <w:sz w:val="19"/>
               </w:rPr>
-              <w:t>39</w:t>
+              <w:t>45</w:t>
             </w:r>
           </w:p>
         </w:tc>
@@ -1370,7 +1370,7 @@
               <w:rPr>
                 <w:sz w:val="19"/>
               </w:rPr>
-              <w:t>37</w:t>
+              <w:t>41</w:t>
             </w:r>
           </w:p>
         </w:tc>
@@ -1400,7 +1400,7 @@
               <w:rPr>
                 <w:sz w:val="19"/>
               </w:rPr>
-              <w:t>31</w:t>
+              <w:t>37</w:t>
             </w:r>
           </w:p>
         </w:tc>
@@ -1432,7 +1432,7 @@
               <w:rPr>
                 <w:sz w:val="19"/>
               </w:rPr>
-              <w:t>14</w:t>
+              <w:t>16</w:t>
             </w:r>
           </w:p>
         </w:tc>
@@ -1462,7 +1462,7 @@
               <w:rPr>
                 <w:sz w:val="19"/>
               </w:rPr>
-              <w:t>11</w:t>
+              <w:t>13</w:t>
             </w:r>
           </w:p>
         </w:tc>
@@ -1479,6 +1479,37 @@
               <w:rPr>
                 <w:sz w:val="19"/>
               </w:rPr>
+              <w:t>salinity effect</w:t>
+            </w:r>
+          </w:p>
+        </w:tc>
+        <w:tc>
+          <w:tcPr>
+            <w:tcW w:type="dxa" w:w="2016"/>
+            <w:shd w:val="clear" w:fill="F4F6F8"/>
+          </w:tcPr>
+          <w:p>
+            <w:r/>
+            <w:r>
+              <w:rPr>
+                <w:sz w:val="19"/>
+              </w:rPr>
+              <w:t>1</w:t>
+            </w:r>
+          </w:p>
+        </w:tc>
+      </w:tr>
+      <w:tr>
+        <w:tc>
+          <w:tcPr>
+            <w:tcW w:type="dxa" w:w="6624"/>
+          </w:tcPr>
+          <w:p>
+            <w:r/>
+            <w:r>
+              <w:rPr>
+                <w:sz w:val="19"/>
+              </w:rPr>
               <w:t>ionic strength effect</w:t>
             </w:r>
           </w:p>
@@ -1486,7 +1517,6 @@
         <w:tc>
           <w:tcPr>
             <w:tcW w:type="dxa" w:w="2016"/>
-            <w:shd w:val="clear" w:fill="F4F6F8"/>
           </w:tcPr>
           <w:p>
             <w:r/>
@@ -2232,7 +2262,7 @@
               <w:rPr>
                 <w:sz w:val="19"/>
               </w:rPr>
-              <w:t>127</w:t>
+              <w:t>106</w:t>
             </w:r>
           </w:p>
         </w:tc>
@@ -2279,7 +2309,7 @@
               <w:rPr>
                 <w:sz w:val="19"/>
               </w:rPr>
-              <w:t>127</w:t>
+              <w:t>106</w:t>
             </w:r>
           </w:p>
         </w:tc>
@@ -2323,7 +2353,7 @@
               <w:rPr>
                 <w:sz w:val="19"/>
               </w:rPr>
-              <w:t>119</w:t>
+              <w:t>99</w:t>
             </w:r>
           </w:p>
         </w:tc>
@@ -2640,7 +2670,7 @@
               <w:rPr>
                 <w:sz w:val="19"/>
               </w:rPr>
-              <w:t>89</w:t>
+              <w:t>82</w:t>
             </w:r>
           </w:p>
         </w:tc>
@@ -2734,7 +2764,7 @@
               <w:rPr>
                 <w:sz w:val="19"/>
               </w:rPr>
-              <w:t>5</w:t>
+              <w:t>0</w:t>
             </w:r>
           </w:p>
         </w:tc>
@@ -2798,7 +2828,7 @@
                 <w:b/>
                 <w:sz w:val="19"/>
               </w:rPr>
-              <w:t>196</w:t>
+              <w:t>184</w:t>
             </w:r>
           </w:p>
         </w:tc>
@@ -2956,7 +2986,7 @@
               <w:rPr>
                 <w:sz w:val="19"/>
               </w:rPr>
-              <w:t>105</w:t>
+              <w:t>137</w:t>
             </w:r>
           </w:p>
         </w:tc>
@@ -3017,7 +3047,7 @@
               <w:rPr>
                 <w:sz w:val="19"/>
               </w:rPr>
-              <w:t>21</w:t>
+              <w:t>11</w:t>
             </w:r>
           </w:p>
         </w:tc>
@@ -3076,7 +3106,7 @@
               <w:rPr>
                 <w:sz w:val="19"/>
               </w:rPr>
-              <w:t>402</w:t>
+              <w:t>458</w:t>
             </w:r>
           </w:p>
         </w:tc>
@@ -3249,7 +3279,7 @@
               <w:rPr>
                 <w:sz w:val="19"/>
               </w:rPr>
-              <w:t>550 entries (all shipped rows)</w:t>
+              <w:t>628 entries (all shipped rows)</w:t>
             </w:r>
           </w:p>
         </w:tc>
@@ -4191,7 +4221,7 @@
               <w:rPr>
                 <w:sz w:val="20"/>
               </w:rPr>
-              <w:t>An unfiltered first pass would have shipped roughly 25,000 rows. This ships 528. Everything between those two numbers was removed for a stated, auditable reason.</w:t>
+              <w:t>An unfiltered first pass would have shipped roughly 25,000 rows. This ships 606. Everything between those two numbers was removed for a stated, auditable reason.</w:t>
             </w:r>
           </w:p>
         </w:tc>
@@ -4513,7 +4543,7 @@
               <w:rPr>
                 <w:sz w:val="18"/>
               </w:rPr>
-              <w:t>1</w:t>
+              <w:t>2</w:t>
             </w:r>
           </w:p>
         </w:tc>
@@ -4530,7 +4560,7 @@
               <w:rPr>
                 <w:sz w:val="18"/>
               </w:rPr>
-              <w:t>a target temperature the authors aimed at, not a measured value</w:t>
+              <w:t>salt tolerance of a strain, not of a purified enzyme</w:t>
             </w:r>
           </w:p>
         </w:tc>
@@ -4545,7 +4575,7 @@
               <w:rPr>
                 <w:sz w:val="18"/>
               </w:rPr>
-              <w:t>BM001208</w:t>
+              <w:t>(review sweep)</w:t>
             </w:r>
           </w:p>
         </w:tc>
@@ -4553,50 +4583,6 @@
           <w:tcPr>
             <w:tcW w:type="dxa" w:w="1584"/>
             <w:shd w:val="clear" w:fill="F4F6F8"/>
-          </w:tcPr>
-          <w:p>
-            <w:r/>
-            <w:r>
-              <w:rPr>
-                <w:sz w:val="18"/>
-              </w:rPr>
-              <w:t>1</w:t>
-            </w:r>
-          </w:p>
-        </w:tc>
-      </w:tr>
-      <w:tr>
-        <w:tc>
-          <w:tcPr>
-            <w:tcW w:type="dxa" w:w="5040"/>
-          </w:tcPr>
-          <w:p>
-            <w:r/>
-            <w:r>
-              <w:rPr>
-                <w:sz w:val="18"/>
-              </w:rPr>
-              <w:t>salt tolerance of a strain, not of a purified enzyme</w:t>
-            </w:r>
-          </w:p>
-        </w:tc>
-        <w:tc>
-          <w:tcPr>
-            <w:tcW w:type="dxa" w:w="2016"/>
-          </w:tcPr>
-          <w:p>
-            <w:r/>
-            <w:r>
-              <w:rPr>
-                <w:sz w:val="18"/>
-              </w:rPr>
-              <w:t>(review sweep)</w:t>
-            </w:r>
-          </w:p>
-        </w:tc>
-        <w:tc>
-          <w:tcPr>
-            <w:tcW w:type="dxa" w:w="1584"/>
           </w:tcPr>
           <w:p>
             <w:r/>
@@ -4656,7 +4642,7 @@
           <w:i w:val="0"/>
           <w:sz w:val="21"/>
         </w:rPr>
-        <w:t>This benchmark is extracted from article text and tables by pattern matching, then filtered hard and checked twice. It is not hand-curated by a domain expert reading all 528 rows, and should not be described that way.</w:t>
+        <w:t>This benchmark is extracted from article text and tables by pattern matching, then filtered hard and checked twice. It is not hand-curated by a domain expert reading all 606 rows, and should not be described that way.</w:t>
       </w:r>
     </w:p>
     <w:p>
@@ -4692,7 +4678,7 @@
           <w:i w:val="0"/>
           <w:sz w:val="21"/>
         </w:rPr>
-        <w:t xml:space="preserve">Only 13 distinct proteins carry sequences. </w:t>
+        <w:t xml:space="preserve">Only 16 distinct proteins carry sequences. </w:t>
       </w:r>
       <w:r>
         <w:rPr>
@@ -4984,7 +4970,7 @@
               <w:rPr>
                 <w:sz w:val="19"/>
               </w:rPr>
-              <w:t>Main deliverable — 528 rows × 72 columns</w:t>
+              <w:t>Main deliverable — 606 rows × 74 columns</w:t>
             </w:r>
           </w:p>
         </w:tc>
@@ -5298,7 +5284,7 @@
           <w:color w:val="5A5A5A"/>
           <w:sz w:val="18"/>
         </w:rPr>
-        <w:t>Sources: 418 open-access articles mined; 79 contributed a shipped row. Publication years 2026 (140), 2025 (49), 2024 (69), 2023 (120), 2022 (116), 2021 (6).</w:t>
+        <w:t>Sources: 558 open-access articles mined; 99 contributed a shipped row. Publication years 2026 (151), 2025 (57), 2024 (73), 2023 (122), 2022 (131), 2021 (43).</w:t>
       </w:r>
     </w:p>
     <w:sectPr>
